--- a/second-half/lab1/Лабораторная работа 1. Задание 5.docx
+++ b/second-half/lab1/Лабораторная работа 1. Задание 5.docx
@@ -683,7 +683,7 @@
           <w:color w:val="000000"/>
           <w:sz w:val="24"/>
           <w:szCs w:val="24"/>
-          <w:lang w:eastAsia="ru-RU"/>
+          <w:lang w:val="en-US" w:eastAsia="ru-RU"/>
         </w:rPr>
       </w:pPr>
       <w:r>
@@ -701,7 +701,16 @@
           <w:szCs w:val="28"/>
         </w:rPr>
         <w:br/>
-        <w:t>2025</w:t>
+        <w:t>202</w:t>
+      </w:r>
+      <w:r>
+        <w:rPr>
+          <w:rFonts w:ascii="Times New Roman" w:hAnsi="Times New Roman" w:cs="Times New Roman"/>
+          <w:sz w:val="28"/>
+          <w:szCs w:val="28"/>
+          <w:lang w:val="en-US"/>
+        </w:rPr>
+        <w:t>6</w:t>
       </w:r>
     </w:p>
     <w:p>
@@ -3248,6 +3257,7 @@
           <w:rFonts w:ascii="Consolas" w:hAnsi="Consolas" w:cs="Times New Roman"/>
           <w:sz w:val="20"/>
           <w:szCs w:val="20"/>
+          <w:lang w:val="en-US"/>
         </w:rPr>
       </w:pPr>
       <w:r>
@@ -3264,6 +3274,7 @@
           <w:rFonts w:ascii="Consolas" w:hAnsi="Consolas" w:cs="Times New Roman"/>
           <w:sz w:val="20"/>
           <w:szCs w:val="20"/>
+          <w:lang w:val="en-US"/>
         </w:rPr>
         <w:t>(</w:t>
       </w:r>
@@ -3281,6 +3292,7 @@
           <w:rFonts w:ascii="Consolas" w:hAnsi="Consolas" w:cs="Times New Roman"/>
           <w:sz w:val="20"/>
           <w:szCs w:val="20"/>
+          <w:lang w:val="en-US"/>
         </w:rPr>
         <w:t xml:space="preserve">, []); </w:t>
       </w:r>
@@ -3298,6 +3310,7 @@
           <w:rFonts w:ascii="Consolas" w:hAnsi="Consolas" w:cs="Times New Roman"/>
           <w:sz w:val="20"/>
           <w:szCs w:val="20"/>
+          <w:lang w:val="en-US"/>
         </w:rPr>
         <w:t>("</w:t>
       </w:r>
@@ -3314,6 +3327,7 @@
           <w:rFonts w:ascii="Consolas" w:hAnsi="Consolas" w:cs="Times New Roman"/>
           <w:sz w:val="20"/>
           <w:szCs w:val="20"/>
+          <w:lang w:val="en-US"/>
         </w:rPr>
         <w:t xml:space="preserve">: </w:t>
       </w:r>
@@ -3330,6 +3344,7 @@
           <w:rFonts w:ascii="Consolas" w:hAnsi="Consolas" w:cs="Times New Roman"/>
           <w:sz w:val="20"/>
           <w:szCs w:val="20"/>
+          <w:lang w:val="en-US"/>
         </w:rPr>
         <w:t xml:space="preserve"> </w:t>
       </w:r>
@@ -3346,6 +3361,7 @@
           <w:rFonts w:ascii="Consolas" w:hAnsi="Consolas" w:cs="Times New Roman"/>
           <w:sz w:val="20"/>
           <w:szCs w:val="20"/>
+          <w:lang w:val="en-US"/>
         </w:rPr>
         <w:t>");</w:t>
       </w:r>
@@ -3365,6 +3381,7 @@
           <w:rFonts w:ascii="Consolas" w:hAnsi="Consolas" w:cs="Times New Roman"/>
           <w:sz w:val="20"/>
           <w:szCs w:val="20"/>
+          <w:lang w:val="en-US"/>
         </w:rPr>
         <w:t xml:space="preserve">        </w:t>
       </w:r>
